--- a/_docs_/trim02/02_wireframes_mockpus/INTERFACES_MODULO_4.docx
+++ b/_docs_/trim02/02_wireframes_mockpus/INTERFACES_MODULO_4.docx
@@ -3153,7 +3153,7 @@
     <w:rPr>
       <w:b/>
       <w:bCs/>
-      <w:color w:val="2E74B5"/>
+      <w:color w:val="000000"/>
       <w:sz w:val="32"/>
       <w:szCs w:val="32"/>
     </w:rPr>
@@ -3171,7 +3171,7 @@
     <w:rPr>
       <w:b/>
       <w:bCs/>
-      <w:color w:val="2E74B5"/>
+      <w:color w:val="000000"/>
       <w:sz w:val="28"/>
       <w:szCs w:val="28"/>
     </w:rPr>
@@ -3186,7 +3186,7 @@
       <w:outlineLvl w:val="2"/>
     </w:pPr>
     <w:rPr>
-      <w:color w:val="1F4D78"/>
+      <w:color w:val="000000"/>
     </w:rPr>
   </w:style>
   <w:style w:type="paragraph" w:styleId="Ttulo4">
@@ -3201,7 +3201,7 @@
     <w:rPr>
       <w:i/>
       <w:iCs/>
-      <w:color w:val="2E74B5"/>
+      <w:color w:val="000000"/>
     </w:rPr>
   </w:style>
   <w:style w:type="paragraph" w:styleId="Ttulo5">
@@ -3214,7 +3214,7 @@
       <w:outlineLvl w:val="4"/>
     </w:pPr>
     <w:rPr>
-      <w:color w:val="2E74B5"/>
+      <w:color w:val="000000"/>
     </w:rPr>
   </w:style>
   <w:style w:type="paragraph" w:styleId="Ttulo6">
@@ -3227,7 +3227,7 @@
       <w:outlineLvl w:val="5"/>
     </w:pPr>
     <w:rPr>
-      <w:color w:val="1F4D78"/>
+      <w:color w:val="000000"/>
     </w:rPr>
   </w:style>
   <w:style w:type="character" w:default="1" w:styleId="Fuentedeprrafopredeter">
@@ -3283,7 +3283,7 @@
     <w:uiPriority w:val="99"/>
     <w:unhideWhenUsed/>
     <w:rPr>
-      <w:color w:val="0563C1"/>
+      <w:color w:val="000000"/>
       <w:u w:val="single"/>
     </w:rPr>
   </w:style>
